--- a/text/Приложение В.docx
+++ b/text/Приложение В.docx
@@ -74,22 +74,7 @@
           <w:bCs/>
           <w:sz w:val="28"/>
         </w:rPr>
-        <w:t xml:space="preserve">Веб-приложение для кланов «Мир танков «Федерация </w:t>
-      </w:r>
-      <w:r>
-        <w:rPr>
-          <w:bCs/>
-          <w:sz w:val="28"/>
-          <w:lang w:val="en-US"/>
-        </w:rPr>
-        <w:t>MII</w:t>
-      </w:r>
-      <w:r>
-        <w:rPr>
-          <w:bCs/>
-          <w:sz w:val="28"/>
-        </w:rPr>
-        <w:t>»</w:t>
+        <w:t>Разработка сайта для кланов игры «Мир Танков»</w:t>
       </w:r>
     </w:p>
     <w:p>
@@ -107,7 +92,14 @@
           <w:bCs/>
           <w:sz w:val="28"/>
         </w:rPr>
-        <w:t>Ресурсы проекта</w:t>
+        <w:t>Материалы</w:t>
+      </w:r>
+      <w:r>
+        <w:rPr>
+          <w:bCs/>
+          <w:sz w:val="28"/>
+        </w:rPr>
+        <w:t xml:space="preserve"> проекта</w:t>
       </w:r>
     </w:p>
     <w:p>
@@ -1108,7 +1100,7 @@
                                 <w:sz w:val="32"/>
                                 <w:szCs w:val="32"/>
                               </w:rPr>
-                              <w:t>КП.09.02.07.ПКИПТ.</w:t>
+                              <w:t>Д</w:t>
                             </w:r>
                             <w:r>
                               <w:rPr>
@@ -1117,7 +1109,36 @@
                                 <w:sz w:val="32"/>
                                 <w:szCs w:val="32"/>
                               </w:rPr>
-                              <w:t>28</w:t>
+                              <w:t>П.09.02.</w:t>
+                            </w:r>
+                            <w:proofErr w:type="gramStart"/>
+                            <w:r>
+                              <w:rPr>
+                                <w:rFonts w:ascii="Times New Roman" w:hAnsi="Times New Roman" w:cs="Times New Roman"/>
+                                <w:iCs/>
+                                <w:sz w:val="32"/>
+                                <w:szCs w:val="32"/>
+                              </w:rPr>
+                              <w:t>07.ПКИПТ</w:t>
+                            </w:r>
+                            <w:proofErr w:type="gramEnd"/>
+                            <w:r>
+                              <w:rPr>
+                                <w:rFonts w:ascii="Times New Roman" w:hAnsi="Times New Roman" w:cs="Times New Roman"/>
+                                <w:iCs/>
+                                <w:sz w:val="32"/>
+                                <w:szCs w:val="32"/>
+                              </w:rPr>
+                              <w:t>.</w:t>
+                            </w:r>
+                            <w:r>
+                              <w:rPr>
+                                <w:rFonts w:ascii="Times New Roman" w:hAnsi="Times New Roman" w:cs="Times New Roman"/>
+                                <w:iCs/>
+                                <w:sz w:val="32"/>
+                                <w:szCs w:val="32"/>
+                              </w:rPr>
+                              <w:t>125</w:t>
                             </w:r>
                             <w:r>
                               <w:rPr>
@@ -1135,7 +1156,16 @@
                                 <w:sz w:val="32"/>
                                 <w:szCs w:val="32"/>
                               </w:rPr>
-                              <w:t>31</w:t>
+                              <w:t>7</w:t>
+                            </w:r>
+                            <w:r>
+                              <w:rPr>
+                                <w:rFonts w:ascii="Times New Roman" w:hAnsi="Times New Roman" w:cs="Times New Roman"/>
+                                <w:iCs/>
+                                <w:sz w:val="32"/>
+                                <w:szCs w:val="32"/>
+                              </w:rPr>
+                              <w:t>1</w:t>
                             </w:r>
                             <w:r>
                               <w:rPr>
@@ -1153,7 +1183,7 @@
                                 <w:sz w:val="32"/>
                                 <w:szCs w:val="32"/>
                               </w:rPr>
-                              <w:t>5</w:t>
+                              <w:t>6</w:t>
                             </w:r>
                             <w:r>
                               <w:rPr>
@@ -1189,8 +1219,19 @@
                                 <w:sz w:val="32"/>
                                 <w:szCs w:val="32"/>
                               </w:rPr>
-                              <w:t>П.09.02.07.ПКИПТ</w:t>
+                              <w:t>П.09.02.</w:t>
                             </w:r>
+                            <w:proofErr w:type="gramStart"/>
+                            <w:r>
+                              <w:rPr>
+                                <w:rFonts w:ascii="ISOCPEUR" w:hAnsi="ISOCPEUR" w:cs="Arial"/>
+                                <w:i/>
+                                <w:sz w:val="32"/>
+                                <w:szCs w:val="32"/>
+                              </w:rPr>
+                              <w:t>07.ПКИПТ</w:t>
+                            </w:r>
+                            <w:proofErr w:type="gramEnd"/>
                             <w:r>
                               <w:rPr>
                                 <w:rFonts w:ascii="ISOCPEUR" w:hAnsi="ISOCPEUR" w:cs="Arial"/>
@@ -1418,7 +1459,7 @@
                           <w:sz w:val="32"/>
                           <w:szCs w:val="32"/>
                         </w:rPr>
-                        <w:t>КП.09.02.07.ПКИПТ.</w:t>
+                        <w:t>Д</w:t>
                       </w:r>
                       <w:r>
                         <w:rPr>
@@ -1427,7 +1468,36 @@
                           <w:sz w:val="32"/>
                           <w:szCs w:val="32"/>
                         </w:rPr>
-                        <w:t>28</w:t>
+                        <w:t>П.09.02.</w:t>
+                      </w:r>
+                      <w:proofErr w:type="gramStart"/>
+                      <w:r>
+                        <w:rPr>
+                          <w:rFonts w:ascii="Times New Roman" w:hAnsi="Times New Roman" w:cs="Times New Roman"/>
+                          <w:iCs/>
+                          <w:sz w:val="32"/>
+                          <w:szCs w:val="32"/>
+                        </w:rPr>
+                        <w:t>07.ПКИПТ</w:t>
+                      </w:r>
+                      <w:proofErr w:type="gramEnd"/>
+                      <w:r>
+                        <w:rPr>
+                          <w:rFonts w:ascii="Times New Roman" w:hAnsi="Times New Roman" w:cs="Times New Roman"/>
+                          <w:iCs/>
+                          <w:sz w:val="32"/>
+                          <w:szCs w:val="32"/>
+                        </w:rPr>
+                        <w:t>.</w:t>
+                      </w:r>
+                      <w:r>
+                        <w:rPr>
+                          <w:rFonts w:ascii="Times New Roman" w:hAnsi="Times New Roman" w:cs="Times New Roman"/>
+                          <w:iCs/>
+                          <w:sz w:val="32"/>
+                          <w:szCs w:val="32"/>
+                        </w:rPr>
+                        <w:t>125</w:t>
                       </w:r>
                       <w:r>
                         <w:rPr>
@@ -1445,7 +1515,16 @@
                           <w:sz w:val="32"/>
                           <w:szCs w:val="32"/>
                         </w:rPr>
-                        <w:t>31</w:t>
+                        <w:t>7</w:t>
+                      </w:r>
+                      <w:r>
+                        <w:rPr>
+                          <w:rFonts w:ascii="Times New Roman" w:hAnsi="Times New Roman" w:cs="Times New Roman"/>
+                          <w:iCs/>
+                          <w:sz w:val="32"/>
+                          <w:szCs w:val="32"/>
+                        </w:rPr>
+                        <w:t>1</w:t>
                       </w:r>
                       <w:r>
                         <w:rPr>
@@ -1463,7 +1542,7 @@
                           <w:sz w:val="32"/>
                           <w:szCs w:val="32"/>
                         </w:rPr>
-                        <w:t>5</w:t>
+                        <w:t>6</w:t>
                       </w:r>
                       <w:r>
                         <w:rPr>
@@ -1499,8 +1578,19 @@
                           <w:sz w:val="32"/>
                           <w:szCs w:val="32"/>
                         </w:rPr>
-                        <w:t>П.09.02.07.ПКИПТ</w:t>
+                        <w:t>П.09.02.</w:t>
                       </w:r>
+                      <w:proofErr w:type="gramStart"/>
+                      <w:r>
+                        <w:rPr>
+                          <w:rFonts w:ascii="ISOCPEUR" w:hAnsi="ISOCPEUR" w:cs="Arial"/>
+                          <w:i/>
+                          <w:sz w:val="32"/>
+                          <w:szCs w:val="32"/>
+                        </w:rPr>
+                        <w:t>07.ПКИПТ</w:t>
+                      </w:r>
+                      <w:proofErr w:type="gramEnd"/>
                       <w:r>
                         <w:rPr>
                           <w:rFonts w:ascii="ISOCPEUR" w:hAnsi="ISOCPEUR" w:cs="Arial"/>
@@ -3268,84 +3358,30 @@
 <file path=word/numbering.xml><?xml version="1.0" encoding="utf-8"?>
 <w:numbering xmlns:wpc="http://schemas.microsoft.com/office/word/2010/wordprocessingCanvas" xmlns:cx="http://schemas.microsoft.com/office/drawing/2014/chartex" xmlns:cx1="http://schemas.microsoft.com/office/drawing/2015/9/8/chartex" xmlns:cx2="http://schemas.microsoft.com/office/drawing/2015/10/21/chartex" xmlns:cx3="http://schemas.microsoft.com/office/drawing/2016/5/9/chartex" xmlns:cx4="http://schemas.microsoft.com/office/drawing/2016/5/10/chartex" xmlns:cx5="http://schemas.microsoft.com/office/drawing/2016/5/11/chartex" xmlns:cx6="http://schemas.microsoft.com/office/drawing/2016/5/12/chartex" xmlns:cx7="http://schemas.microsoft.com/office/drawing/2016/5/13/chartex" xmlns:cx8="http://schemas.microsoft.com/office/drawing/2016/5/14/chartex" xmlns:mc="http://schemas.openxmlformats.org/markup-compatibility/2006" xmlns:aink="http://schemas.microsoft.com/office/drawing/2016/ink" xmlns:am3d="http://schemas.microsoft.com/office/drawing/2017/model3d" xmlns:o="urn:schemas-microsoft-com:office:office" xmlns:oel="http://schemas.microsoft.com/office/2019/extlst" xmlns:r="http://schemas.openxmlformats.org/officeDocument/2006/relationships" xmlns:m="http://schemas.openxmlformats.org/officeDocument/2006/math" xmlns:v="urn:schemas-microsoft-com:vml" xmlns:wp14="http://schemas.microsoft.com/office/word/2010/wordprocessingDrawing" xmlns:wp="http://schemas.openxmlformats.org/drawingml/2006/wordprocessingDrawing" xmlns:w10="urn:schemas-microsoft-com:office:word" xmlns:w="http://schemas.openxmlformats.org/wordprocessingml/2006/main" xmlns:w14="http://schemas.microsoft.com/office/word/2010/wordml" xmlns:w15="http://schemas.microsoft.com/office/word/2012/wordml" xmlns:w16cex="http://schemas.microsoft.com/office/word/2018/wordml/cex" xmlns:w16cid="http://schemas.microsoft.com/office/word/2016/wordml/cid" xmlns:w16="http://schemas.microsoft.com/office/word/2018/wordml" xmlns:w16du="http://schemas.microsoft.com/office/word/2023/wordml/word16du" xmlns:w16sdtdh="http://schemas.microsoft.com/office/word/2020/wordml/sdtdatahash" xmlns:w16sdtfl="http://schemas.microsoft.com/office/word/2024/wordml/sdtformatlock" xmlns:w16se="http://schemas.microsoft.com/office/word/2015/wordml/symex" xmlns:wpg="http://schemas.microsoft.com/office/word/2010/wordprocessingGroup" xmlns:wpi="http://schemas.microsoft.com/office/word/2010/wordprocessingInk" xmlns:wne="http://schemas.microsoft.com/office/word/2006/wordml" xmlns:wps="http://schemas.microsoft.com/office/word/2010/wordprocessingShape" mc:Ignorable="w14 w15 w16se w16cid w16 w16cex w16sdtdh w16sdtfl w16du wp14">
   <w:numPicBullet w:numPicBulletId="0">
-    <mc:AlternateContent>
-      <mc:Choice Requires="v">
-        <w:pict>
-          <v:shapetype w14:anchorId="69530838" id="_x0000_t75" coordsize="21600,21600" o:spt="75" o:preferrelative="t" path="m@4@5l@4@11@9@11@9@5xe" filled="f" stroked="f">
-            <v:stroke joinstyle="miter"/>
-            <v:formulas>
-              <v:f eqn="if lineDrawn pixelLineWidth 0"/>
-              <v:f eqn="sum @0 1 0"/>
-              <v:f eqn="sum 0 0 @1"/>
-              <v:f eqn="prod @2 1 2"/>
-              <v:f eqn="prod @3 21600 pixelWidth"/>
-              <v:f eqn="prod @3 21600 pixelHeight"/>
-              <v:f eqn="sum @0 0 1"/>
-              <v:f eqn="prod @6 1 2"/>
-              <v:f eqn="prod @7 21600 pixelWidth"/>
-              <v:f eqn="sum @8 21600 0"/>
-              <v:f eqn="prod @7 21600 pixelHeight"/>
-              <v:f eqn="sum @10 21600 0"/>
-            </v:formulas>
-            <v:path o:extrusionok="f" gradientshapeok="t" o:connecttype="rect"/>
-            <o:lock v:ext="edit" aspectratio="t"/>
-          </v:shapetype>
-          <v:shape id="Рисунок 977255094" o:spid="_x0000_i1025" type="#_x0000_t75" style="width:28.5pt;height:.75pt;visibility:visible;mso-wrap-style:square">
-            <v:imagedata r:id="rId1" o:title=""/>
-          </v:shape>
-        </w:pict>
-      </mc:Choice>
-      <mc:Fallback>
-        <w:drawing>
-          <wp:inline distT="0" distB="0" distL="0" distR="0" wp14:anchorId="209E5F7A" wp14:editId="76C1999E">
-            <wp:extent cx="361950" cy="9525"/>
-            <wp:effectExtent l="0" t="0" r="0" b="0"/>
-            <wp:docPr id="977255094" name="Рисунок 977255094"/>
-            <wp:cNvGraphicFramePr>
-              <a:graphicFrameLocks xmlns:a="http://schemas.openxmlformats.org/drawingml/2006/main" noChangeAspect="1"/>
-            </wp:cNvGraphicFramePr>
-            <a:graphic xmlns:a="http://schemas.openxmlformats.org/drawingml/2006/main">
-              <a:graphicData uri="http://schemas.openxmlformats.org/drawingml/2006/picture">
-                <pic:pic xmlns:pic="http://schemas.openxmlformats.org/drawingml/2006/picture">
-                  <pic:nvPicPr>
-                    <pic:cNvPr id="0" name="Picture -1023"/>
-                    <pic:cNvPicPr>
-                      <a:picLocks noChangeAspect="1" noChangeArrowheads="1"/>
-                    </pic:cNvPicPr>
-                  </pic:nvPicPr>
-                  <pic:blipFill>
-                    <a:blip r:embed="rId2">
-                      <a:extLst>
-                        <a:ext uri="{28A0092B-C50C-407E-A947-70E740481C1C}">
-                          <a14:useLocalDpi xmlns:a14="http://schemas.microsoft.com/office/drawing/2010/main" val="0"/>
-                        </a:ext>
-                      </a:extLst>
-                    </a:blip>
-                    <a:srcRect/>
-                    <a:stretch>
-                      <a:fillRect/>
-                    </a:stretch>
-                  </pic:blipFill>
-                  <pic:spPr bwMode="auto">
-                    <a:xfrm>
-                      <a:off x="0" y="0"/>
-                      <a:ext cx="361950" cy="9525"/>
-                    </a:xfrm>
-                    <a:prstGeom prst="rect">
-                      <a:avLst/>
-                    </a:prstGeom>
-                    <a:noFill/>
-                    <a:ln>
-                      <a:noFill/>
-                    </a:ln>
-                  </pic:spPr>
-                </pic:pic>
-              </a:graphicData>
-            </a:graphic>
-          </wp:inline>
-        </w:drawing>
-      </mc:Fallback>
-    </mc:AlternateContent>
+    <w:pict>
+      <v:shapetype id="_x0000_t75" coordsize="21600,21600" o:spt="75" o:preferrelative="t" path="m@4@5l@4@11@9@11@9@5xe" filled="f" stroked="f">
+        <v:stroke joinstyle="miter"/>
+        <v:formulas>
+          <v:f eqn="if lineDrawn pixelLineWidth 0"/>
+          <v:f eqn="sum @0 1 0"/>
+          <v:f eqn="sum 0 0 @1"/>
+          <v:f eqn="prod @2 1 2"/>
+          <v:f eqn="prod @3 21600 pixelWidth"/>
+          <v:f eqn="prod @3 21600 pixelHeight"/>
+          <v:f eqn="sum @0 0 1"/>
+          <v:f eqn="prod @6 1 2"/>
+          <v:f eqn="prod @7 21600 pixelWidth"/>
+          <v:f eqn="sum @8 21600 0"/>
+          <v:f eqn="prod @7 21600 pixelHeight"/>
+          <v:f eqn="sum @10 21600 0"/>
+        </v:formulas>
+        <v:path o:extrusionok="f" gradientshapeok="t" o:connecttype="rect"/>
+        <o:lock v:ext="edit" aspectratio="t"/>
+      </v:shapetype>
+      <v:shape id="Рисунок 977255094" o:spid="_x0000_i1025" type="#_x0000_t75" style="width:28.2pt;height:.6pt;visibility:visible;mso-wrap-style:square" o:bullet="t">
+        <v:imagedata r:id="rId1" o:title=""/>
+      </v:shape>
+    </w:pict>
   </w:numPicBullet>
   <w:abstractNum w:abstractNumId="0" w15:restartNumberingAfterBreak="0">
     <w:nsid w:val="00670F2D"/>
@@ -8938,28 +8974,28 @@
 </file>
 
 <file path=customXml/item1.xml><?xml version="1.0" encoding="utf-8"?>
-<b:Sources xmlns:b="http://schemas.openxmlformats.org/officeDocument/2006/bibliography" xmlns="http://schemas.openxmlformats.org/officeDocument/2006/bibliography" SelectedStyle="\APASixthEditionOfficeOnline.xsl" StyleName="APA" Version="6"/>
-</file>
-
-<file path=customXml/item2.xml><?xml version="1.0" encoding="utf-8"?>
 <go:gDocsCustomXmlDataStorage xmlns:go="http://customooxmlschemas.google.com/" xmlns:r="http://schemas.openxmlformats.org/officeDocument/2006/relationships" uri="GoogleDocsCustomDataVersion2">
   <go:docsCustomData xmlns:go="http://customooxmlschemas.google.com/" roundtripDataSignature="AMtx7miLMBmVxgr5LmQGauD3dRVQtAZu4g==">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</go:docsCustomData>
 </go:gDocsCustomXmlDataStorage>
 </file>
 
-<file path=customXml/itemProps1.xml><?xml version="1.0" encoding="utf-8"?>
-<ds:datastoreItem xmlns:ds="http://schemas.openxmlformats.org/officeDocument/2006/customXml" ds:itemID="{105B25CF-D62E-447F-9CD8-DEAD5A957E39}">
-  <ds:schemaRefs>
-    <ds:schemaRef ds:uri="http://schemas.openxmlformats.org/officeDocument/2006/bibliography"/>
-  </ds:schemaRefs>
-</ds:datastoreItem>
+<file path=customXml/item2.xml><?xml version="1.0" encoding="utf-8"?>
+<b:Sources xmlns:b="http://schemas.openxmlformats.org/officeDocument/2006/bibliography" xmlns="http://schemas.openxmlformats.org/officeDocument/2006/bibliography" SelectedStyle="\APASixthEditionOfficeOnline.xsl" StyleName="APA" Version="6"/>
 </file>
 
-<file path=customXml/itemProps2.xml><?xml version="1.0" encoding="utf-8"?>
+<file path=customXml/itemProps1.xml><?xml version="1.0" encoding="utf-8"?>
 <ds:datastoreItem xmlns:ds="http://schemas.openxmlformats.org/officeDocument/2006/customXml" ds:itemID="{11111111-1234-1234-1234-123412341234}">
   <ds:schemaRefs>
     <ds:schemaRef ds:uri="http://customooxmlschemas.google.com/"/>
     <ds:schemaRef ds:uri="http://schemas.openxmlformats.org/officeDocument/2006/relationships"/>
   </ds:schemaRefs>
 </ds:datastoreItem>
+</file>
+
+<file path=customXml/itemProps2.xml><?xml version="1.0" encoding="utf-8"?>
+<ds:datastoreItem xmlns:ds="http://schemas.openxmlformats.org/officeDocument/2006/customXml" ds:itemID="{105B25CF-D62E-447F-9CD8-DEAD5A957E39}">
+  <ds:schemaRefs>
+    <ds:schemaRef ds:uri="http://schemas.openxmlformats.org/officeDocument/2006/bibliography"/>
+  </ds:schemaRefs>
+</ds:datastoreItem>
 </file>